--- a/process/会议纪要/SE2026-G22-会议纪要-第02次-20261014.docx
+++ b/process/会议纪要/SE2026-G22-会议纪要-第02次-20261014.docx
@@ -10,7 +10,7 @@
         <w:rPr>
           <w:rFonts w:ascii="黑体" w:hAnsi="黑体" w:eastAsia="黑体"/>
           <w:b/>
-          <w:sz w:val="24"/>
+          <w:sz w:val="23"/>
         </w:rPr>
         <w:t>校园互助平台（快递代取与二手教材交易）</w:t>
       </w:r>
@@ -23,7 +23,7 @@
         <w:rPr>
           <w:rFonts w:ascii="黑体" w:hAnsi="黑体" w:eastAsia="黑体"/>
           <w:b/>
-          <w:sz w:val="40"/>
+          <w:sz w:val="38"/>
         </w:rPr>
         <w:t>第 2 次项目例会纪要</w:t>
       </w:r>
@@ -42,7 +42,6 @@
         <w:t>SE2026-G22 项目组　｜　罗嘉昊 · 李雨鑫</w:t>
       </w:r>
     </w:p>
-    <w:p/>
     <w:tbl>
       <w:tblPr>
         <w:tblStyle w:val="TableGrid"/>
@@ -64,7 +63,7 @@
           </w:tcPr>
           <w:p>
             <w:pPr>
-              <w:spacing w:before="40" w:after="40" w:line="288" w:lineRule="auto"/>
+              <w:spacing w:before="40" w:after="40"/>
               <w:jc w:val="center"/>
             </w:pPr>
             <w:r/>
@@ -72,7 +71,49 @@
               <w:rPr>
                 <w:rFonts w:ascii="宋体" w:hAnsi="宋体" w:eastAsia="宋体"/>
                 <w:b/>
-                <w:sz w:val="21"/>
+                <w:sz w:val="20"/>
+              </w:rPr>
+              <w:t>项目</w:t>
+            </w:r>
+          </w:p>
+        </w:tc>
+        <w:tc>
+          <w:tcPr>
+            <w:tcW w:type="dxa" w:w="6803"/>
+          </w:tcPr>
+          <w:p>
+            <w:pPr>
+              <w:spacing w:before="40" w:after="40"/>
+              <w:jc w:val="center"/>
+            </w:pPr>
+            <w:r/>
+            <w:r>
+              <w:rPr>
+                <w:rFonts w:ascii="宋体" w:hAnsi="宋体" w:eastAsia="宋体"/>
+                <w:b/>
+                <w:sz w:val="20"/>
+              </w:rPr>
+              <w:t>内容</w:t>
+            </w:r>
+          </w:p>
+        </w:tc>
+      </w:tr>
+      <w:tr>
+        <w:tc>
+          <w:tcPr>
+            <w:tcW w:type="dxa" w:w="2041"/>
+          </w:tcPr>
+          <w:p>
+            <w:pPr>
+              <w:spacing w:before="40" w:after="40" w:line="276" w:lineRule="auto"/>
+              <w:jc w:val="center"/>
+            </w:pPr>
+            <w:r/>
+            <w:r>
+              <w:rPr>
+                <w:rFonts w:ascii="宋体" w:hAnsi="宋体" w:eastAsia="宋体"/>
+                <w:b w:val="0"/>
+                <w:sz w:val="20"/>
               </w:rPr>
               <w:t>会议名称</w:t>
             </w:r>
@@ -84,14 +125,14 @@
           </w:tcPr>
           <w:p>
             <w:pPr>
-              <w:spacing w:before="40" w:after="40" w:line="288" w:lineRule="auto"/>
+              <w:spacing w:before="40" w:after="40" w:line="276" w:lineRule="auto"/>
             </w:pPr>
             <w:r/>
             <w:r>
               <w:rPr>
                 <w:rFonts w:ascii="宋体" w:hAnsi="宋体" w:eastAsia="宋体"/>
                 <w:b w:val="0"/>
-                <w:sz w:val="21"/>
+                <w:sz w:val="20"/>
               </w:rPr>
               <w:t>SE2026-G22 项目组第 2 次例会</w:t>
             </w:r>
@@ -105,15 +146,15 @@
           </w:tcPr>
           <w:p>
             <w:pPr>
-              <w:spacing w:before="40" w:after="40" w:line="288" w:lineRule="auto"/>
+              <w:spacing w:before="40" w:after="40" w:line="276" w:lineRule="auto"/>
               <w:jc w:val="center"/>
             </w:pPr>
             <w:r/>
             <w:r>
               <w:rPr>
                 <w:rFonts w:ascii="宋体" w:hAnsi="宋体" w:eastAsia="宋体"/>
-                <w:b/>
-                <w:sz w:val="21"/>
+                <w:b w:val="0"/>
+                <w:sz w:val="20"/>
               </w:rPr>
               <w:t>会议时间</w:t>
             </w:r>
@@ -125,14 +166,14 @@
           </w:tcPr>
           <w:p>
             <w:pPr>
-              <w:spacing w:before="40" w:after="40" w:line="288" w:lineRule="auto"/>
+              <w:spacing w:before="40" w:after="40" w:line="276" w:lineRule="auto"/>
             </w:pPr>
             <w:r/>
             <w:r>
               <w:rPr>
                 <w:rFonts w:ascii="宋体" w:hAnsi="宋体" w:eastAsia="宋体"/>
                 <w:b w:val="0"/>
-                <w:sz w:val="21"/>
+                <w:sz w:val="20"/>
               </w:rPr>
               <w:t>2026 年 10 月 14 日（周三）　20:00 — 21:10（第 4 教学周）</w:t>
             </w:r>
@@ -146,15 +187,15 @@
           </w:tcPr>
           <w:p>
             <w:pPr>
-              <w:spacing w:before="40" w:after="40" w:line="288" w:lineRule="auto"/>
+              <w:spacing w:before="40" w:after="40" w:line="276" w:lineRule="auto"/>
               <w:jc w:val="center"/>
             </w:pPr>
             <w:r/>
             <w:r>
               <w:rPr>
                 <w:rFonts w:ascii="宋体" w:hAnsi="宋体" w:eastAsia="宋体"/>
-                <w:b/>
-                <w:sz w:val="21"/>
+                <w:b w:val="0"/>
+                <w:sz w:val="20"/>
               </w:rPr>
               <w:t>会议地点</w:t>
             </w:r>
@@ -166,14 +207,14 @@
           </w:tcPr>
           <w:p>
             <w:pPr>
-              <w:spacing w:before="40" w:after="40" w:line="288" w:lineRule="auto"/>
+              <w:spacing w:before="40" w:after="40" w:line="276" w:lineRule="auto"/>
             </w:pPr>
             <w:r/>
             <w:r>
               <w:rPr>
                 <w:rFonts w:ascii="宋体" w:hAnsi="宋体" w:eastAsia="宋体"/>
                 <w:b w:val="0"/>
-                <w:sz w:val="21"/>
+                <w:sz w:val="20"/>
               </w:rPr>
               <w:t>寝室（李雨鑫宿舍）</w:t>
             </w:r>
@@ -187,15 +228,15 @@
           </w:tcPr>
           <w:p>
             <w:pPr>
-              <w:spacing w:before="40" w:after="40" w:line="288" w:lineRule="auto"/>
+              <w:spacing w:before="40" w:after="40" w:line="276" w:lineRule="auto"/>
               <w:jc w:val="center"/>
             </w:pPr>
             <w:r/>
             <w:r>
               <w:rPr>
                 <w:rFonts w:ascii="宋体" w:hAnsi="宋体" w:eastAsia="宋体"/>
-                <w:b/>
-                <w:sz w:val="21"/>
+                <w:b w:val="0"/>
+                <w:sz w:val="20"/>
               </w:rPr>
               <w:t>主持人 / 记录人</w:t>
             </w:r>
@@ -207,14 +248,14 @@
           </w:tcPr>
           <w:p>
             <w:pPr>
-              <w:spacing w:before="40" w:after="40" w:line="288" w:lineRule="auto"/>
+              <w:spacing w:before="40" w:after="40" w:line="276" w:lineRule="auto"/>
             </w:pPr>
             <w:r/>
             <w:r>
               <w:rPr>
                 <w:rFonts w:ascii="宋体" w:hAnsi="宋体" w:eastAsia="宋体"/>
                 <w:b w:val="0"/>
-                <w:sz w:val="21"/>
+                <w:sz w:val="20"/>
               </w:rPr>
               <w:t>罗嘉昊 / 李雨鑫</w:t>
             </w:r>
@@ -228,15 +269,15 @@
           </w:tcPr>
           <w:p>
             <w:pPr>
-              <w:spacing w:before="40" w:after="40" w:line="288" w:lineRule="auto"/>
+              <w:spacing w:before="40" w:after="40" w:line="276" w:lineRule="auto"/>
               <w:jc w:val="center"/>
             </w:pPr>
             <w:r/>
             <w:r>
               <w:rPr>
                 <w:rFonts w:ascii="宋体" w:hAnsi="宋体" w:eastAsia="宋体"/>
-                <w:b/>
-                <w:sz w:val="21"/>
+                <w:b w:val="0"/>
+                <w:sz w:val="20"/>
               </w:rPr>
               <w:t>出席人员</w:t>
             </w:r>
@@ -248,14 +289,14 @@
           </w:tcPr>
           <w:p>
             <w:pPr>
-              <w:spacing w:before="40" w:after="40" w:line="288" w:lineRule="auto"/>
+              <w:spacing w:before="40" w:after="40" w:line="276" w:lineRule="auto"/>
             </w:pPr>
             <w:r/>
             <w:r>
               <w:rPr>
                 <w:rFonts w:ascii="宋体" w:hAnsi="宋体" w:eastAsia="宋体"/>
                 <w:b w:val="0"/>
-                <w:sz w:val="21"/>
+                <w:sz w:val="20"/>
               </w:rPr>
               <w:t>罗嘉昊、李雨鑫（应到 2 人，实到 2 人）</w:t>
             </w:r>
@@ -269,15 +310,15 @@
           </w:tcPr>
           <w:p>
             <w:pPr>
-              <w:spacing w:before="40" w:after="40" w:line="288" w:lineRule="auto"/>
+              <w:spacing w:before="40" w:after="40" w:line="276" w:lineRule="auto"/>
               <w:jc w:val="center"/>
             </w:pPr>
             <w:r/>
             <w:r>
               <w:rPr>
                 <w:rFonts w:ascii="宋体" w:hAnsi="宋体" w:eastAsia="宋体"/>
-                <w:b/>
-                <w:sz w:val="21"/>
+                <w:b w:val="0"/>
+                <w:sz w:val="20"/>
               </w:rPr>
               <w:t>缺席人员</w:t>
             </w:r>
@@ -289,16 +330,200 @@
           </w:tcPr>
           <w:p>
             <w:pPr>
-              <w:spacing w:before="40" w:after="40" w:line="288" w:lineRule="auto"/>
+              <w:spacing w:before="40" w:after="40" w:line="276" w:lineRule="auto"/>
+              <w:jc w:val="center"/>
             </w:pPr>
             <w:r/>
             <w:r>
               <w:rPr>
                 <w:rFonts w:ascii="宋体" w:hAnsi="宋体" w:eastAsia="宋体"/>
                 <w:b w:val="0"/>
-                <w:sz w:val="21"/>
+                <w:sz w:val="20"/>
               </w:rPr>
               <w:t>无</w:t>
+            </w:r>
+          </w:p>
+        </w:tc>
+      </w:tr>
+    </w:tbl>
+    <w:p>
+      <w:pPr>
+        <w:spacing w:before="60" w:after="180"/>
+        <w:jc w:val="center"/>
+      </w:pPr>
+      <w:r>
+        <w:rPr>
+          <w:rFonts w:ascii="宋体" w:hAnsi="宋体" w:eastAsia="宋体"/>
+          <w:b w:val="0"/>
+          <w:color w:val="505050"/>
+          <w:sz w:val="18"/>
+        </w:rPr>
+        <w:t>表 1  会议基本信息</w:t>
+      </w:r>
+    </w:p>
+    <w:p>
+      <w:r>
+        <w:br w:type="page"/>
+      </w:r>
+    </w:p>
+    <w:p>
+      <w:pPr>
+        <w:pStyle w:val="Heading1"/>
+      </w:pPr>
+      <w:r>
+        <w:t>第一部分　上次会议目标检查</w:t>
+      </w:r>
+    </w:p>
+    <w:p>
+      <w:pPr>
+        <w:spacing w:after="0"/>
+        <w:ind w:firstLine="440"/>
+      </w:pPr>
+      <w:r>
+        <w:rPr>
+          <w:rFonts w:ascii="宋体" w:hAnsi="宋体" w:eastAsia="宋体"/>
+          <w:b w:val="0"/>
+          <w:sz w:val="22"/>
+        </w:rPr>
+        <w:t>对照第 1 次例会设定的三项目标逐条检查如下。</w:t>
+      </w:r>
+    </w:p>
+    <w:tbl>
+      <w:tblPr>
+        <w:tblStyle w:val="TableGrid"/>
+        <w:tblW w:type="auto" w:w="0"/>
+        <w:jc w:val="center"/>
+        <w:tblLayout w:type="fixed"/>
+        <w:tblLook w:firstColumn="1" w:firstRow="1" w:lastColumn="0" w:lastRow="0" w:noHBand="0" w:noVBand="1" w:val="04A0"/>
+        <w:tblW w:type="dxa" w:w="8391"/>
+        <w:tblLayout w:type="fixed"/>
+      </w:tblPr>
+      <w:tblGrid>
+        <w:gridCol w:w="737"/>
+        <w:gridCol w:w="2778"/>
+        <w:gridCol w:w="850"/>
+        <w:gridCol w:w="963"/>
+        <w:gridCol w:w="907"/>
+        <w:gridCol w:w="2154"/>
+      </w:tblGrid>
+      <w:tr>
+        <w:tc>
+          <w:tcPr>
+            <w:tcW w:type="dxa" w:w="737"/>
+          </w:tcPr>
+          <w:p>
+            <w:pPr>
+              <w:spacing w:before="40" w:after="40"/>
+              <w:jc w:val="center"/>
+            </w:pPr>
+            <w:r/>
+            <w:r>
+              <w:rPr>
+                <w:rFonts w:ascii="宋体" w:hAnsi="宋体" w:eastAsia="宋体"/>
+                <w:b/>
+                <w:sz w:val="18"/>
+              </w:rPr>
+              <w:t>编号</w:t>
+            </w:r>
+          </w:p>
+        </w:tc>
+        <w:tc>
+          <w:tcPr>
+            <w:tcW w:type="dxa" w:w="2778"/>
+          </w:tcPr>
+          <w:p>
+            <w:pPr>
+              <w:spacing w:before="40" w:after="40"/>
+              <w:jc w:val="center"/>
+            </w:pPr>
+            <w:r/>
+            <w:r>
+              <w:rPr>
+                <w:rFonts w:ascii="宋体" w:hAnsi="宋体" w:eastAsia="宋体"/>
+                <w:b/>
+                <w:sz w:val="18"/>
+              </w:rPr>
+              <w:t>上次设定的目标</w:t>
+            </w:r>
+          </w:p>
+        </w:tc>
+        <w:tc>
+          <w:tcPr>
+            <w:tcW w:type="dxa" w:w="850"/>
+          </w:tcPr>
+          <w:p>
+            <w:pPr>
+              <w:spacing w:before="40" w:after="40"/>
+              <w:jc w:val="center"/>
+            </w:pPr>
+            <w:r/>
+            <w:r>
+              <w:rPr>
+                <w:rFonts w:ascii="宋体" w:hAnsi="宋体" w:eastAsia="宋体"/>
+                <w:b/>
+                <w:sz w:val="18"/>
+              </w:rPr>
+              <w:t>责任人</w:t>
+            </w:r>
+          </w:p>
+        </w:tc>
+        <w:tc>
+          <w:tcPr>
+            <w:tcW w:type="dxa" w:w="964"/>
+          </w:tcPr>
+          <w:p>
+            <w:pPr>
+              <w:spacing w:before="40" w:after="40"/>
+              <w:jc w:val="center"/>
+            </w:pPr>
+            <w:r/>
+            <w:r>
+              <w:rPr>
+                <w:rFonts w:ascii="宋体" w:hAnsi="宋体" w:eastAsia="宋体"/>
+                <w:b/>
+                <w:sz w:val="18"/>
+              </w:rPr>
+              <w:t>期限</w:t>
+            </w:r>
+          </w:p>
+        </w:tc>
+        <w:tc>
+          <w:tcPr>
+            <w:tcW w:type="dxa" w:w="907"/>
+          </w:tcPr>
+          <w:p>
+            <w:pPr>
+              <w:spacing w:before="40" w:after="40"/>
+              <w:jc w:val="center"/>
+            </w:pPr>
+            <w:r/>
+            <w:r>
+              <w:rPr>
+                <w:rFonts w:ascii="宋体" w:hAnsi="宋体" w:eastAsia="宋体"/>
+                <w:b/>
+                <w:sz w:val="18"/>
+              </w:rPr>
+              <w:t>达成情况</w:t>
+            </w:r>
+          </w:p>
+        </w:tc>
+        <w:tc>
+          <w:tcPr>
+            <w:tcW w:type="dxa" w:w="2154"/>
+          </w:tcPr>
+          <w:p>
+            <w:pPr>
+              <w:spacing w:before="40" w:after="40"/>
+              <w:jc w:val="center"/>
+            </w:pPr>
+            <w:r/>
+            <w:r>
+              <w:rPr>
+                <w:rFonts w:ascii="宋体" w:hAnsi="宋体" w:eastAsia="宋体"/>
+                <w:b/>
+                <w:sz w:val="18"/>
+              </w:rPr>
+              <w:t>说明</w:t>
             </w:r>
           </w:p>
         </w:tc>
@@ -306,11 +531,407 @@
       <w:tr>
         <w:tc>
           <w:tcPr>
-            <w:tcW w:type="dxa" w:w="2041"/>
+            <w:tcW w:type="dxa" w:w="737"/>
           </w:tcPr>
           <w:p>
             <w:pPr>
-              <w:spacing w:before="40" w:after="40" w:line="288" w:lineRule="auto"/>
+              <w:spacing w:before="40" w:after="40" w:line="276" w:lineRule="auto"/>
+              <w:jc w:val="center"/>
+            </w:pPr>
+            <w:r/>
+            <w:r>
+              <w:rPr>
+                <w:rFonts w:ascii="宋体" w:hAnsi="宋体" w:eastAsia="宋体"/>
+                <w:b w:val="0"/>
+                <w:sz w:val="18"/>
+              </w:rPr>
+              <w:t>G1-1</w:t>
+            </w:r>
+          </w:p>
+        </w:tc>
+        <w:tc>
+          <w:tcPr>
+            <w:tcW w:type="dxa" w:w="2778"/>
+          </w:tcPr>
+          <w:p>
+            <w:pPr>
+              <w:spacing w:before="40" w:after="40" w:line="276" w:lineRule="auto"/>
+            </w:pPr>
+            <w:r/>
+            <w:r>
+              <w:rPr>
+                <w:rFonts w:ascii="宋体" w:hAnsi="宋体" w:eastAsia="宋体"/>
+                <w:b w:val="0"/>
+                <w:sz w:val="18"/>
+              </w:rPr>
+              <w:t>按评审意见修订计划书正文，补齐 WBS 与工期</w:t>
+            </w:r>
+          </w:p>
+        </w:tc>
+        <w:tc>
+          <w:tcPr>
+            <w:tcW w:type="dxa" w:w="850"/>
+          </w:tcPr>
+          <w:p>
+            <w:pPr>
+              <w:spacing w:before="40" w:after="40" w:line="276" w:lineRule="auto"/>
+              <w:jc w:val="center"/>
+            </w:pPr>
+            <w:r/>
+            <w:r>
+              <w:rPr>
+                <w:rFonts w:ascii="宋体" w:hAnsi="宋体" w:eastAsia="宋体"/>
+                <w:b w:val="0"/>
+                <w:sz w:val="18"/>
+              </w:rPr>
+              <w:t>罗嘉昊</w:t>
+            </w:r>
+          </w:p>
+        </w:tc>
+        <w:tc>
+          <w:tcPr>
+            <w:tcW w:type="dxa" w:w="964"/>
+          </w:tcPr>
+          <w:p>
+            <w:pPr>
+              <w:spacing w:before="40" w:after="40" w:line="276" w:lineRule="auto"/>
+            </w:pPr>
+            <w:r/>
+            <w:r>
+              <w:rPr>
+                <w:rFonts w:ascii="宋体" w:hAnsi="宋体" w:eastAsia="宋体"/>
+                <w:b w:val="0"/>
+                <w:sz w:val="18"/>
+              </w:rPr>
+              <w:t>10/16 前</w:t>
+            </w:r>
+          </w:p>
+        </w:tc>
+        <w:tc>
+          <w:tcPr>
+            <w:tcW w:type="dxa" w:w="907"/>
+          </w:tcPr>
+          <w:p>
+            <w:pPr>
+              <w:spacing w:before="40" w:after="40" w:line="276" w:lineRule="auto"/>
+              <w:jc w:val="center"/>
+            </w:pPr>
+            <w:r/>
+            <w:r>
+              <w:rPr>
+                <w:rFonts w:ascii="宋体" w:hAnsi="宋体" w:eastAsia="宋体"/>
+                <w:b w:val="0"/>
+                <w:sz w:val="18"/>
+              </w:rPr>
+              <w:t>达成</w:t>
+            </w:r>
+          </w:p>
+        </w:tc>
+        <w:tc>
+          <w:tcPr>
+            <w:tcW w:type="dxa" w:w="2154"/>
+          </w:tcPr>
+          <w:p>
+            <w:pPr>
+              <w:spacing w:before="40" w:after="40" w:line="276" w:lineRule="auto"/>
+            </w:pPr>
+            <w:r/>
+            <w:r>
+              <w:rPr>
+                <w:rFonts w:ascii="宋体" w:hAnsi="宋体" w:eastAsia="宋体"/>
+                <w:b w:val="0"/>
+                <w:sz w:val="18"/>
+              </w:rPr>
+              <w:t>计划书已升至 V3.2，含三级 WBS、任务级工期与资源负载，10/14 通过评审</w:t>
+            </w:r>
+          </w:p>
+        </w:tc>
+      </w:tr>
+      <w:tr>
+        <w:tc>
+          <w:tcPr>
+            <w:tcW w:type="dxa" w:w="737"/>
+          </w:tcPr>
+          <w:p>
+            <w:pPr>
+              <w:spacing w:before="40" w:after="40" w:line="276" w:lineRule="auto"/>
+              <w:jc w:val="center"/>
+            </w:pPr>
+            <w:r/>
+            <w:r>
+              <w:rPr>
+                <w:rFonts w:ascii="宋体" w:hAnsi="宋体" w:eastAsia="宋体"/>
+                <w:b w:val="0"/>
+                <w:sz w:val="18"/>
+              </w:rPr>
+              <w:t>G1-2</w:t>
+            </w:r>
+          </w:p>
+        </w:tc>
+        <w:tc>
+          <w:tcPr>
+            <w:tcW w:type="dxa" w:w="2778"/>
+          </w:tcPr>
+          <w:p>
+            <w:pPr>
+              <w:spacing w:before="40" w:after="40" w:line="276" w:lineRule="auto"/>
+            </w:pPr>
+            <w:r/>
+            <w:r>
+              <w:rPr>
+                <w:rFonts w:ascii="宋体" w:hAnsi="宋体" w:eastAsia="宋体"/>
+                <w:b w:val="0"/>
+                <w:sz w:val="18"/>
+              </w:rPr>
+              <w:t>整理调研数据，形成可行性报告输入材料</w:t>
+            </w:r>
+          </w:p>
+        </w:tc>
+        <w:tc>
+          <w:tcPr>
+            <w:tcW w:type="dxa" w:w="850"/>
+          </w:tcPr>
+          <w:p>
+            <w:pPr>
+              <w:spacing w:before="40" w:after="40" w:line="276" w:lineRule="auto"/>
+              <w:jc w:val="center"/>
+            </w:pPr>
+            <w:r/>
+            <w:r>
+              <w:rPr>
+                <w:rFonts w:ascii="宋体" w:hAnsi="宋体" w:eastAsia="宋体"/>
+                <w:b w:val="0"/>
+                <w:sz w:val="18"/>
+              </w:rPr>
+              <w:t>李雨鑫</w:t>
+            </w:r>
+          </w:p>
+        </w:tc>
+        <w:tc>
+          <w:tcPr>
+            <w:tcW w:type="dxa" w:w="964"/>
+          </w:tcPr>
+          <w:p>
+            <w:pPr>
+              <w:spacing w:before="40" w:after="40" w:line="276" w:lineRule="auto"/>
+            </w:pPr>
+            <w:r/>
+            <w:r>
+              <w:rPr>
+                <w:rFonts w:ascii="宋体" w:hAnsi="宋体" w:eastAsia="宋体"/>
+                <w:b w:val="0"/>
+                <w:sz w:val="18"/>
+              </w:rPr>
+              <w:t>10/16 前</w:t>
+            </w:r>
+          </w:p>
+        </w:tc>
+        <w:tc>
+          <w:tcPr>
+            <w:tcW w:type="dxa" w:w="907"/>
+          </w:tcPr>
+          <w:p>
+            <w:pPr>
+              <w:spacing w:before="40" w:after="40" w:line="276" w:lineRule="auto"/>
+              <w:jc w:val="center"/>
+            </w:pPr>
+            <w:r/>
+            <w:r>
+              <w:rPr>
+                <w:rFonts w:ascii="宋体" w:hAnsi="宋体" w:eastAsia="宋体"/>
+                <w:b w:val="0"/>
+                <w:sz w:val="18"/>
+              </w:rPr>
+              <w:t>达成</w:t>
+            </w:r>
+          </w:p>
+        </w:tc>
+        <w:tc>
+          <w:tcPr>
+            <w:tcW w:type="dxa" w:w="2154"/>
+          </w:tcPr>
+          <w:p>
+            <w:pPr>
+              <w:spacing w:before="40" w:after="40" w:line="276" w:lineRule="auto"/>
+            </w:pPr>
+            <w:r/>
+            <w:r>
+              <w:rPr>
+                <w:rFonts w:ascii="宋体" w:hAnsi="宋体" w:eastAsia="宋体"/>
+                <w:b w:val="0"/>
+                <w:sz w:val="18"/>
+              </w:rPr>
+              <w:t>问卷统计表与竞品对比表已交付，已用于可行性报告第 3、5 章</w:t>
+            </w:r>
+          </w:p>
+        </w:tc>
+      </w:tr>
+      <w:tr>
+        <w:tc>
+          <w:tcPr>
+            <w:tcW w:type="dxa" w:w="737"/>
+          </w:tcPr>
+          <w:p>
+            <w:pPr>
+              <w:spacing w:before="40" w:after="40" w:line="276" w:lineRule="auto"/>
+              <w:jc w:val="center"/>
+            </w:pPr>
+            <w:r/>
+            <w:r>
+              <w:rPr>
+                <w:rFonts w:ascii="宋体" w:hAnsi="宋体" w:eastAsia="宋体"/>
+                <w:b w:val="0"/>
+                <w:sz w:val="18"/>
+              </w:rPr>
+              <w:t>G1-3</w:t>
+            </w:r>
+          </w:p>
+        </w:tc>
+        <w:tc>
+          <w:tcPr>
+            <w:tcW w:type="dxa" w:w="2778"/>
+          </w:tcPr>
+          <w:p>
+            <w:pPr>
+              <w:spacing w:before="40" w:after="40" w:line="276" w:lineRule="auto"/>
+            </w:pPr>
+            <w:r/>
+            <w:r>
+              <w:rPr>
+                <w:rFonts w:ascii="宋体" w:hAnsi="宋体" w:eastAsia="宋体"/>
+                <w:b w:val="0"/>
+                <w:sz w:val="18"/>
+              </w:rPr>
+              <w:t>准备 10/14 项目计划评审汇报 PPT 并完成宣讲</w:t>
+            </w:r>
+          </w:p>
+        </w:tc>
+        <w:tc>
+          <w:tcPr>
+            <w:tcW w:type="dxa" w:w="850"/>
+          </w:tcPr>
+          <w:p>
+            <w:pPr>
+              <w:spacing w:before="40" w:after="40" w:line="276" w:lineRule="auto"/>
+              <w:jc w:val="center"/>
+            </w:pPr>
+            <w:r/>
+            <w:r>
+              <w:rPr>
+                <w:rFonts w:ascii="宋体" w:hAnsi="宋体" w:eastAsia="宋体"/>
+                <w:b w:val="0"/>
+                <w:sz w:val="18"/>
+              </w:rPr>
+              <w:t>双方</w:t>
+            </w:r>
+          </w:p>
+        </w:tc>
+        <w:tc>
+          <w:tcPr>
+            <w:tcW w:type="dxa" w:w="964"/>
+          </w:tcPr>
+          <w:p>
+            <w:pPr>
+              <w:spacing w:before="40" w:after="40" w:line="276" w:lineRule="auto"/>
+            </w:pPr>
+            <w:r/>
+            <w:r>
+              <w:rPr>
+                <w:rFonts w:ascii="宋体" w:hAnsi="宋体" w:eastAsia="宋体"/>
+                <w:b w:val="0"/>
+                <w:sz w:val="18"/>
+              </w:rPr>
+              <w:t>10/14 前</w:t>
+            </w:r>
+          </w:p>
+        </w:tc>
+        <w:tc>
+          <w:tcPr>
+            <w:tcW w:type="dxa" w:w="907"/>
+          </w:tcPr>
+          <w:p>
+            <w:pPr>
+              <w:spacing w:before="40" w:after="40" w:line="276" w:lineRule="auto"/>
+              <w:jc w:val="center"/>
+            </w:pPr>
+            <w:r/>
+            <w:r>
+              <w:rPr>
+                <w:rFonts w:ascii="宋体" w:hAnsi="宋体" w:eastAsia="宋体"/>
+                <w:b w:val="0"/>
+                <w:sz w:val="18"/>
+              </w:rPr>
+              <w:t>达成</w:t>
+            </w:r>
+          </w:p>
+        </w:tc>
+        <w:tc>
+          <w:tcPr>
+            <w:tcW w:type="dxa" w:w="2154"/>
+          </w:tcPr>
+          <w:p>
+            <w:pPr>
+              <w:spacing w:before="40" w:after="40" w:line="276" w:lineRule="auto"/>
+            </w:pPr>
+            <w:r/>
+            <w:r>
+              <w:rPr>
+                <w:rFonts w:ascii="宋体" w:hAnsi="宋体" w:eastAsia="宋体"/>
+                <w:b w:val="0"/>
+                <w:sz w:val="18"/>
+              </w:rPr>
+              <w:t>评审 PPT 已宣讲，评委提出三点意见（见下方问题项）</w:t>
+            </w:r>
+          </w:p>
+        </w:tc>
+      </w:tr>
+    </w:tbl>
+    <w:p>
+      <w:pPr>
+        <w:spacing w:before="60" w:after="180"/>
+        <w:jc w:val="center"/>
+      </w:pPr>
+      <w:r>
+        <w:rPr>
+          <w:rFonts w:ascii="宋体" w:hAnsi="宋体" w:eastAsia="宋体"/>
+          <w:b w:val="0"/>
+          <w:color w:val="505050"/>
+          <w:sz w:val="18"/>
+        </w:rPr>
+        <w:t>表 2  上次会议目标达成情况</w:t>
+      </w:r>
+    </w:p>
+    <w:p>
+      <w:pPr>
+        <w:pStyle w:val="Heading2"/>
+      </w:pPr>
+      <w:r>
+        <w:t>1.1　存在的问题</w:t>
+      </w:r>
+    </w:p>
+    <w:tbl>
+      <w:tblPr>
+        <w:tblStyle w:val="TableGrid"/>
+        <w:tblW w:type="auto" w:w="0"/>
+        <w:jc w:val="center"/>
+        <w:tblLayout w:type="fixed"/>
+        <w:tblLook w:firstColumn="1" w:firstRow="1" w:lastColumn="0" w:lastRow="0" w:noHBand="0" w:noVBand="1" w:val="04A0"/>
+        <w:tblW w:type="dxa" w:w="8618"/>
+        <w:tblLayout w:type="fixed"/>
+      </w:tblPr>
+      <w:tblGrid>
+        <w:gridCol w:w="2721"/>
+        <w:gridCol w:w="2041"/>
+        <w:gridCol w:w="3855"/>
+      </w:tblGrid>
+      <w:tr>
+        <w:tc>
+          <w:tcPr>
+            <w:tcW w:type="dxa" w:w="2721"/>
+          </w:tcPr>
+          <w:p>
+            <w:pPr>
+              <w:spacing w:before="40" w:after="40"/>
               <w:jc w:val="center"/>
             </w:pPr>
             <w:r/>
@@ -318,28 +939,49 @@
               <w:rPr>
                 <w:rFonts w:ascii="宋体" w:hAnsi="宋体" w:eastAsia="宋体"/>
                 <w:b/>
-                <w:sz w:val="21"/>
+                <w:sz w:val="18"/>
               </w:rPr>
-              <w:t>议题一：落实项目计划评审意见</w:t>
+              <w:t>问题</w:t>
             </w:r>
           </w:p>
         </w:tc>
         <w:tc>
           <w:tcPr>
-            <w:tcW w:type="dxa" w:w="6803"/>
+            <w:tcW w:type="dxa" w:w="2041"/>
           </w:tcPr>
           <w:p>
             <w:pPr>
-              <w:spacing w:before="40" w:after="40" w:line="288" w:lineRule="auto"/>
+              <w:spacing w:before="40" w:after="40"/>
+              <w:jc w:val="center"/>
             </w:pPr>
             <w:r/>
             <w:r>
               <w:rPr>
                 <w:rFonts w:ascii="宋体" w:hAnsi="宋体" w:eastAsia="宋体"/>
-                <w:b w:val="0"/>
-                <w:sz w:val="21"/>
+                <w:b/>
+                <w:sz w:val="18"/>
               </w:rPr>
-              <w:t>课程 10/14 完成项目计划评审，评委提出三点意见：任务级工期需量化到人时、需提供甘特图、需说明资源是否均衡。决议：按意见修订计划书并升版至 V3.0，补齐任务级工期、GanttProject 甘特图与资源负载分析。</w:t>
+              <w:t>影响</w:t>
+            </w:r>
+          </w:p>
+        </w:tc>
+        <w:tc>
+          <w:tcPr>
+            <w:tcW w:type="dxa" w:w="3855"/>
+          </w:tcPr>
+          <w:p>
+            <w:pPr>
+              <w:spacing w:before="40" w:after="40"/>
+              <w:jc w:val="center"/>
+            </w:pPr>
+            <w:r/>
+            <w:r>
+              <w:rPr>
+                <w:rFonts w:ascii="宋体" w:hAnsi="宋体" w:eastAsia="宋体"/>
+                <w:b/>
+                <w:sz w:val="18"/>
+              </w:rPr>
+              <w:t>修改与调整措施</w:t>
             </w:r>
           </w:p>
         </w:tc>
@@ -347,11 +989,251 @@
       <w:tr>
         <w:tc>
           <w:tcPr>
+            <w:tcW w:type="dxa" w:w="2721"/>
+          </w:tcPr>
+          <w:p>
+            <w:pPr>
+              <w:spacing w:before="40" w:after="40" w:line="276" w:lineRule="auto"/>
+              <w:jc w:val="center"/>
+            </w:pPr>
+            <w:r/>
+            <w:r>
+              <w:rPr>
+                <w:rFonts w:ascii="宋体" w:hAnsi="宋体" w:eastAsia="宋体"/>
+                <w:b w:val="0"/>
+                <w:sz w:val="18"/>
+              </w:rPr>
+              <w:t>任务级工期未量化到人时口径，评委认为工作量不可核对</w:t>
+            </w:r>
+          </w:p>
+        </w:tc>
+        <w:tc>
+          <w:tcPr>
             <w:tcW w:type="dxa" w:w="2041"/>
           </w:tcPr>
           <w:p>
             <w:pPr>
-              <w:spacing w:before="40" w:after="40" w:line="288" w:lineRule="auto"/>
+              <w:spacing w:before="40" w:after="40" w:line="276" w:lineRule="auto"/>
+            </w:pPr>
+            <w:r/>
+            <w:r>
+              <w:rPr>
+                <w:rFonts w:ascii="宋体" w:hAnsi="宋体" w:eastAsia="宋体"/>
+                <w:b w:val="0"/>
+                <w:sz w:val="18"/>
+              </w:rPr>
+              <w:t>影响进度可信度</w:t>
+            </w:r>
+          </w:p>
+        </w:tc>
+        <w:tc>
+          <w:tcPr>
+            <w:tcW w:type="dxa" w:w="3855"/>
+          </w:tcPr>
+          <w:p>
+            <w:pPr>
+              <w:spacing w:before="40" w:after="40" w:line="276" w:lineRule="auto"/>
+            </w:pPr>
+            <w:r/>
+            <w:r>
+              <w:rPr>
+                <w:rFonts w:ascii="宋体" w:hAnsi="宋体" w:eastAsia="宋体"/>
+                <w:b w:val="0"/>
+                <w:sz w:val="18"/>
+              </w:rPr>
+              <w:t>全项目工作量单位由「人天」改为「人时」（1 人天 = 8 人时），重算为 496.00 人时</w:t>
+            </w:r>
+          </w:p>
+        </w:tc>
+      </w:tr>
+      <w:tr>
+        <w:tc>
+          <w:tcPr>
+            <w:tcW w:type="dxa" w:w="2721"/>
+          </w:tcPr>
+          <w:p>
+            <w:pPr>
+              <w:spacing w:before="40" w:after="40" w:line="276" w:lineRule="auto"/>
+              <w:jc w:val="center"/>
+            </w:pPr>
+            <w:r/>
+            <w:r>
+              <w:rPr>
+                <w:rFonts w:ascii="宋体" w:hAnsi="宋体" w:eastAsia="宋体"/>
+                <w:b w:val="0"/>
+                <w:sz w:val="18"/>
+              </w:rPr>
+              <w:t>甘特图原用 GanttProject 绘制，与课程要求的 Project 工具不符</w:t>
+            </w:r>
+          </w:p>
+        </w:tc>
+        <w:tc>
+          <w:tcPr>
+            <w:tcW w:type="dxa" w:w="2041"/>
+          </w:tcPr>
+          <w:p>
+            <w:pPr>
+              <w:spacing w:before="40" w:after="40" w:line="276" w:lineRule="auto"/>
+            </w:pPr>
+            <w:r/>
+            <w:r>
+              <w:rPr>
+                <w:rFonts w:ascii="宋体" w:hAnsi="宋体" w:eastAsia="宋体"/>
+                <w:b w:val="0"/>
+                <w:sz w:val="18"/>
+              </w:rPr>
+              <w:t>影响评审得分</w:t>
+            </w:r>
+          </w:p>
+        </w:tc>
+        <w:tc>
+          <w:tcPr>
+            <w:tcW w:type="dxa" w:w="3855"/>
+          </w:tcPr>
+          <w:p>
+            <w:pPr>
+              <w:spacing w:before="40" w:after="40" w:line="276" w:lineRule="auto"/>
+            </w:pPr>
+            <w:r/>
+            <w:r>
+              <w:rPr>
+                <w:rFonts w:ascii="宋体" w:hAnsi="宋体" w:eastAsia="宋体"/>
+                <w:b w:val="0"/>
+                <w:sz w:val="18"/>
+              </w:rPr>
+              <w:t>改用 ProjectLibre 绘制，并输出 MSPDI 标准工程文件</w:t>
+            </w:r>
+          </w:p>
+        </w:tc>
+      </w:tr>
+      <w:tr>
+        <w:tc>
+          <w:tcPr>
+            <w:tcW w:type="dxa" w:w="2721"/>
+          </w:tcPr>
+          <w:p>
+            <w:pPr>
+              <w:spacing w:before="40" w:after="40" w:line="276" w:lineRule="auto"/>
+              <w:jc w:val="center"/>
+            </w:pPr>
+            <w:r/>
+            <w:r>
+              <w:rPr>
+                <w:rFonts w:ascii="宋体" w:hAnsi="宋体" w:eastAsia="宋体"/>
+                <w:b w:val="0"/>
+                <w:sz w:val="18"/>
+              </w:rPr>
+              <w:t>第 10–11 教学周（10/26–11/6）负载为产能的 2 倍以上，存在过载</w:t>
+            </w:r>
+          </w:p>
+        </w:tc>
+        <w:tc>
+          <w:tcPr>
+            <w:tcW w:type="dxa" w:w="2041"/>
+          </w:tcPr>
+          <w:p>
+            <w:pPr>
+              <w:spacing w:before="40" w:after="40" w:line="276" w:lineRule="auto"/>
+            </w:pPr>
+            <w:r/>
+            <w:r>
+              <w:rPr>
+                <w:rFonts w:ascii="宋体" w:hAnsi="宋体" w:eastAsia="宋体"/>
+                <w:b w:val="0"/>
+                <w:sz w:val="18"/>
+              </w:rPr>
+              <w:t>影响里程碑交付</w:t>
+            </w:r>
+          </w:p>
+        </w:tc>
+        <w:tc>
+          <w:tcPr>
+            <w:tcW w:type="dxa" w:w="3855"/>
+          </w:tcPr>
+          <w:p>
+            <w:pPr>
+              <w:spacing w:before="40" w:after="40" w:line="276" w:lineRule="auto"/>
+            </w:pPr>
+            <w:r/>
+            <w:r>
+              <w:rPr>
+                <w:rFonts w:ascii="宋体" w:hAnsi="宋体" w:eastAsia="宋体"/>
+                <w:b w:val="0"/>
+                <w:sz w:val="18"/>
+              </w:rPr>
+              <w:t>编码提前至第 9 教学周启动；集成联调与设计评审 PPT 由两人共同承担；信用评价与申诉模块按最小可用范围实现；第 14 教学周设为缓冲周</w:t>
+            </w:r>
+          </w:p>
+        </w:tc>
+      </w:tr>
+    </w:tbl>
+    <w:p>
+      <w:pPr>
+        <w:spacing w:before="60" w:after="180"/>
+        <w:jc w:val="center"/>
+      </w:pPr>
+      <w:r>
+        <w:rPr>
+          <w:rFonts w:ascii="宋体" w:hAnsi="宋体" w:eastAsia="宋体"/>
+          <w:b w:val="0"/>
+          <w:color w:val="505050"/>
+          <w:sz w:val="18"/>
+        </w:rPr>
+        <w:t>表 3  存在的问题与调整措施</w:t>
+      </w:r>
+    </w:p>
+    <w:p>
+      <w:pPr>
+        <w:pStyle w:val="Heading1"/>
+      </w:pPr>
+      <w:r>
+        <w:t>第二部分　下次会议目标设定</w:t>
+      </w:r>
+    </w:p>
+    <w:p>
+      <w:pPr>
+        <w:spacing w:after="0"/>
+        <w:ind w:firstLine="440"/>
+      </w:pPr>
+      <w:r>
+        <w:rPr>
+          <w:rFonts w:ascii="宋体" w:hAnsi="宋体" w:eastAsia="宋体"/>
+          <w:b w:val="0"/>
+          <w:sz w:val="22"/>
+        </w:rPr>
+        <w:t>本次会议形成的决议，是下一次会议目标的落实路径；第二部分设定的目标，将在下一次例会的第一部分逐项检查。</w:t>
+      </w:r>
+    </w:p>
+    <w:p>
+      <w:pPr>
+        <w:pStyle w:val="Heading2"/>
+      </w:pPr>
+      <w:r>
+        <w:t>2.1　本次会议决议</w:t>
+      </w:r>
+    </w:p>
+    <w:tbl>
+      <w:tblPr>
+        <w:tblStyle w:val="TableGrid"/>
+        <w:tblW w:type="auto" w:w="0"/>
+        <w:jc w:val="center"/>
+        <w:tblLayout w:type="fixed"/>
+        <w:tblLook w:firstColumn="1" w:firstRow="1" w:lastColumn="0" w:lastRow="0" w:noHBand="0" w:noVBand="1" w:val="04A0"/>
+        <w:tblW w:type="dxa" w:w="8845"/>
+        <w:tblLayout w:type="fixed"/>
+      </w:tblPr>
+      <w:tblGrid>
+        <w:gridCol w:w="793"/>
+        <w:gridCol w:w="8051"/>
+      </w:tblGrid>
+      <w:tr>
+        <w:tc>
+          <w:tcPr>
+            <w:tcW w:type="dxa" w:w="794"/>
+          </w:tcPr>
+          <w:p>
+            <w:pPr>
+              <w:spacing w:before="40" w:after="40"/>
               <w:jc w:val="center"/>
             </w:pPr>
             <w:r/>
@@ -359,28 +1241,29 @@
               <w:rPr>
                 <w:rFonts w:ascii="宋体" w:hAnsi="宋体" w:eastAsia="宋体"/>
                 <w:b/>
-                <w:sz w:val="21"/>
+                <w:sz w:val="19"/>
               </w:rPr>
-              <w:t>议题二：资源过载问题</w:t>
+              <w:t>序号</w:t>
             </w:r>
           </w:p>
         </w:tc>
         <w:tc>
           <w:tcPr>
-            <w:tcW w:type="dxa" w:w="6803"/>
+            <w:tcW w:type="dxa" w:w="8050"/>
           </w:tcPr>
           <w:p>
             <w:pPr>
-              <w:spacing w:before="40" w:after="40" w:line="288" w:lineRule="auto"/>
+              <w:spacing w:before="40" w:after="40"/>
+              <w:jc w:val="center"/>
             </w:pPr>
             <w:r/>
             <w:r>
               <w:rPr>
                 <w:rFonts w:ascii="宋体" w:hAnsi="宋体" w:eastAsia="宋体"/>
-                <w:b w:val="0"/>
-                <w:sz w:val="21"/>
+                <w:b/>
+                <w:sz w:val="19"/>
               </w:rPr>
-              <w:t>负载测算显示第 10–11 教学周（10/26–11/6）为全项目峰值周，原因是课程进度表将设计评审与代码清单提交仅相隔一周。决议：编码工作提前至第 9 教学周启动；集成联调与设计评审 PPT 设为两人共同承担；信用评价与申诉模块按最小可用范围实现；第 14 教学周作为进度缓冲周。</w:t>
+              <w:t>形成的决议</w:t>
             </w:r>
           </w:p>
         </w:tc>
@@ -388,11 +1271,175 @@
       <w:tr>
         <w:tc>
           <w:tcPr>
-            <w:tcW w:type="dxa" w:w="2041"/>
+            <w:tcW w:type="dxa" w:w="794"/>
           </w:tcPr>
           <w:p>
             <w:pPr>
-              <w:spacing w:before="40" w:after="40" w:line="288" w:lineRule="auto"/>
+              <w:spacing w:before="40" w:after="40" w:line="276" w:lineRule="auto"/>
+              <w:jc w:val="center"/>
+            </w:pPr>
+            <w:r/>
+            <w:r>
+              <w:rPr>
+                <w:rFonts w:ascii="宋体" w:hAnsi="宋体" w:eastAsia="宋体"/>
+                <w:b w:val="0"/>
+                <w:sz w:val="19"/>
+              </w:rPr>
+              <w:t>1</w:t>
+            </w:r>
+          </w:p>
+        </w:tc>
+        <w:tc>
+          <w:tcPr>
+            <w:tcW w:type="dxa" w:w="8050"/>
+          </w:tcPr>
+          <w:p>
+            <w:pPr>
+              <w:spacing w:before="40" w:after="40" w:line="276" w:lineRule="auto"/>
+            </w:pPr>
+            <w:r/>
+            <w:r>
+              <w:rPr>
+                <w:rFonts w:ascii="宋体" w:hAnsi="宋体" w:eastAsia="宋体"/>
+                <w:b w:val="0"/>
+                <w:sz w:val="19"/>
+              </w:rPr>
+              <w:t>计划书修订版升版至 V3.0，补齐任务级工期、甘特图与资源负载分析</w:t>
+            </w:r>
+          </w:p>
+        </w:tc>
+      </w:tr>
+      <w:tr>
+        <w:tc>
+          <w:tcPr>
+            <w:tcW w:type="dxa" w:w="794"/>
+          </w:tcPr>
+          <w:p>
+            <w:pPr>
+              <w:spacing w:before="40" w:after="40" w:line="276" w:lineRule="auto"/>
+              <w:jc w:val="center"/>
+            </w:pPr>
+            <w:r/>
+            <w:r>
+              <w:rPr>
+                <w:rFonts w:ascii="宋体" w:hAnsi="宋体" w:eastAsia="宋体"/>
+                <w:b w:val="0"/>
+                <w:sz w:val="19"/>
+              </w:rPr>
+              <w:t>2</w:t>
+            </w:r>
+          </w:p>
+        </w:tc>
+        <w:tc>
+          <w:tcPr>
+            <w:tcW w:type="dxa" w:w="8050"/>
+          </w:tcPr>
+          <w:p>
+            <w:pPr>
+              <w:spacing w:before="40" w:after="40" w:line="276" w:lineRule="auto"/>
+            </w:pPr>
+            <w:r/>
+            <w:r>
+              <w:rPr>
+                <w:rFonts w:ascii="宋体" w:hAnsi="宋体" w:eastAsia="宋体"/>
+                <w:b w:val="0"/>
+                <w:sz w:val="19"/>
+              </w:rPr>
+              <w:t>峰值周对策落地：编码提前、共同承担、功能裁剪、缓冲周</w:t>
+            </w:r>
+          </w:p>
+        </w:tc>
+      </w:tr>
+      <w:tr>
+        <w:tc>
+          <w:tcPr>
+            <w:tcW w:type="dxa" w:w="794"/>
+          </w:tcPr>
+          <w:p>
+            <w:pPr>
+              <w:spacing w:before="40" w:after="40" w:line="276" w:lineRule="auto"/>
+              <w:jc w:val="center"/>
+            </w:pPr>
+            <w:r/>
+            <w:r>
+              <w:rPr>
+                <w:rFonts w:ascii="宋体" w:hAnsi="宋体" w:eastAsia="宋体"/>
+                <w:b w:val="0"/>
+                <w:sz w:val="19"/>
+              </w:rPr>
+              <w:t>3</w:t>
+            </w:r>
+          </w:p>
+        </w:tc>
+        <w:tc>
+          <w:tcPr>
+            <w:tcW w:type="dxa" w:w="8050"/>
+          </w:tcPr>
+          <w:p>
+            <w:pPr>
+              <w:spacing w:before="40" w:after="40" w:line="276" w:lineRule="auto"/>
+            </w:pPr>
+            <w:r/>
+            <w:r>
+              <w:rPr>
+                <w:rFonts w:ascii="宋体" w:hAnsi="宋体" w:eastAsia="宋体"/>
+                <w:b w:val="0"/>
+                <w:sz w:val="19"/>
+              </w:rPr>
+              <w:t>可行性分析报告按教材给出的可行性研究八步骤组织，10/21 提交</w:t>
+            </w:r>
+          </w:p>
+        </w:tc>
+      </w:tr>
+    </w:tbl>
+    <w:p>
+      <w:pPr>
+        <w:spacing w:before="60" w:after="180"/>
+        <w:jc w:val="center"/>
+      </w:pPr>
+      <w:r>
+        <w:rPr>
+          <w:rFonts w:ascii="宋体" w:hAnsi="宋体" w:eastAsia="宋体"/>
+          <w:b w:val="0"/>
+          <w:color w:val="505050"/>
+          <w:sz w:val="18"/>
+        </w:rPr>
+        <w:t>表 4  本次会议形成的决议</w:t>
+      </w:r>
+    </w:p>
+    <w:p>
+      <w:pPr>
+        <w:pStyle w:val="Heading2"/>
+      </w:pPr>
+      <w:r>
+        <w:t>2.2　下次会议目标</w:t>
+      </w:r>
+    </w:p>
+    <w:tbl>
+      <w:tblPr>
+        <w:tblStyle w:val="TableGrid"/>
+        <w:tblW w:type="auto" w:w="0"/>
+        <w:jc w:val="center"/>
+        <w:tblLayout w:type="fixed"/>
+        <w:tblLook w:firstColumn="1" w:firstRow="1" w:lastColumn="0" w:lastRow="0" w:noHBand="0" w:noVBand="1" w:val="04A0"/>
+        <w:tblW w:type="dxa" w:w="8845"/>
+        <w:tblLayout w:type="fixed"/>
+      </w:tblPr>
+      <w:tblGrid>
+        <w:gridCol w:w="737"/>
+        <w:gridCol w:w="3345"/>
+        <w:gridCol w:w="850"/>
+        <w:gridCol w:w="2551"/>
+        <w:gridCol w:w="1360"/>
+      </w:tblGrid>
+      <w:tr>
+        <w:tc>
+          <w:tcPr>
+            <w:tcW w:type="dxa" w:w="737"/>
+          </w:tcPr>
+          <w:p>
+            <w:pPr>
+              <w:spacing w:before="40" w:after="40"/>
               <w:jc w:val="center"/>
             </w:pPr>
             <w:r/>
@@ -400,28 +1447,89 @@
               <w:rPr>
                 <w:rFonts w:ascii="宋体" w:hAnsi="宋体" w:eastAsia="宋体"/>
                 <w:b/>
-                <w:sz w:val="21"/>
+                <w:sz w:val="19"/>
               </w:rPr>
-              <w:t>议题三：可行性研究启动</w:t>
+              <w:t>编号</w:t>
             </w:r>
           </w:p>
         </w:tc>
         <w:tc>
           <w:tcPr>
-            <w:tcW w:type="dxa" w:w="6803"/>
+            <w:tcW w:type="dxa" w:w="3345"/>
           </w:tcPr>
           <w:p>
             <w:pPr>
-              <w:spacing w:before="40" w:after="40" w:line="288" w:lineRule="auto"/>
+              <w:spacing w:before="40" w:after="40"/>
+              <w:jc w:val="center"/>
             </w:pPr>
             <w:r/>
             <w:r>
               <w:rPr>
                 <w:rFonts w:ascii="宋体" w:hAnsi="宋体" w:eastAsia="宋体"/>
-                <w:b w:val="0"/>
-                <w:sz w:val="21"/>
+                <w:b/>
+                <w:sz w:val="19"/>
               </w:rPr>
-              <w:t>讨论可行性分析报告的分工与进度，确定按教材给出的可行性研究八步骤组织。决议：李雨鑫负责第②④⑤步（现有系统研究、问题定义、方案评价），罗嘉昊负责第①③⑥⑦⑧步（规模目标复查、高层逻辑模型、推荐方针、计划草案、报告成文），报告于 10/21 提交。</w:t>
+              <w:t>目标</w:t>
+            </w:r>
+          </w:p>
+        </w:tc>
+        <w:tc>
+          <w:tcPr>
+            <w:tcW w:type="dxa" w:w="850"/>
+          </w:tcPr>
+          <w:p>
+            <w:pPr>
+              <w:spacing w:before="40" w:after="40"/>
+              <w:jc w:val="center"/>
+            </w:pPr>
+            <w:r/>
+            <w:r>
+              <w:rPr>
+                <w:rFonts w:ascii="宋体" w:hAnsi="宋体" w:eastAsia="宋体"/>
+                <w:b/>
+                <w:sz w:val="19"/>
+              </w:rPr>
+              <w:t>责任人</w:t>
+            </w:r>
+          </w:p>
+        </w:tc>
+        <w:tc>
+          <w:tcPr>
+            <w:tcW w:type="dxa" w:w="2551"/>
+          </w:tcPr>
+          <w:p>
+            <w:pPr>
+              <w:spacing w:before="40" w:after="40"/>
+              <w:jc w:val="center"/>
+            </w:pPr>
+            <w:r/>
+            <w:r>
+              <w:rPr>
+                <w:rFonts w:ascii="宋体" w:hAnsi="宋体" w:eastAsia="宋体"/>
+                <w:b/>
+                <w:sz w:val="19"/>
+              </w:rPr>
+              <w:t>验收标准</w:t>
+            </w:r>
+          </w:p>
+        </w:tc>
+        <w:tc>
+          <w:tcPr>
+            <w:tcW w:type="dxa" w:w="1361"/>
+          </w:tcPr>
+          <w:p>
+            <w:pPr>
+              <w:spacing w:before="40" w:after="40"/>
+              <w:jc w:val="center"/>
+            </w:pPr>
+            <w:r/>
+            <w:r>
+              <w:rPr>
+                <w:rFonts w:ascii="宋体" w:hAnsi="宋体" w:eastAsia="宋体"/>
+                <w:b/>
+                <w:sz w:val="19"/>
+              </w:rPr>
+              <w:t>期限</w:t>
             </w:r>
           </w:p>
         </w:tc>
@@ -429,44 +1537,98 @@
       <w:tr>
         <w:tc>
           <w:tcPr>
-            <w:tcW w:type="dxa" w:w="2041"/>
+            <w:tcW w:type="dxa" w:w="737"/>
           </w:tcPr>
           <w:p>
             <w:pPr>
-              <w:spacing w:before="40" w:after="40" w:line="288" w:lineRule="auto"/>
+              <w:spacing w:before="40" w:after="40" w:line="276" w:lineRule="auto"/>
               <w:jc w:val="center"/>
             </w:pPr>
             <w:r/>
             <w:r>
               <w:rPr>
                 <w:rFonts w:ascii="宋体" w:hAnsi="宋体" w:eastAsia="宋体"/>
-                <w:b/>
-                <w:sz w:val="21"/>
+                <w:b w:val="0"/>
+                <w:sz w:val="19"/>
               </w:rPr>
-              <w:t>形成的决议</w:t>
+              <w:t>G2-1</w:t>
             </w:r>
           </w:p>
         </w:tc>
         <w:tc>
           <w:tcPr>
-            <w:tcW w:type="dxa" w:w="6803"/>
+            <w:tcW w:type="dxa" w:w="3345"/>
           </w:tcPr>
           <w:p>
             <w:pPr>
-              <w:spacing w:before="40" w:after="40" w:line="288" w:lineRule="auto"/>
+              <w:spacing w:before="40" w:after="40" w:line="276" w:lineRule="auto"/>
             </w:pPr>
             <w:r/>
             <w:r>
               <w:rPr>
                 <w:rFonts w:ascii="宋体" w:hAnsi="宋体" w:eastAsia="宋体"/>
                 <w:b w:val="0"/>
-                <w:sz w:val="21"/>
+                <w:sz w:val="19"/>
               </w:rPr>
-              <w:t>① 计划书修订版升版至 V3.0，补齐任务级工期、甘特图与资源负载分析；</w:t>
-              <w:br/>
-              <w:t>② 峰值周对策落地：编码提前、共同承担、功能裁剪、缓冲周；</w:t>
-              <w:br/>
-              <w:t>③ 可行性分析报告按八步骤组织，10/21 提交。</w:t>
+              <w:t>完成可行性分析报告并提交评审</w:t>
+            </w:r>
+          </w:p>
+        </w:tc>
+        <w:tc>
+          <w:tcPr>
+            <w:tcW w:type="dxa" w:w="850"/>
+          </w:tcPr>
+          <w:p>
+            <w:pPr>
+              <w:spacing w:before="40" w:after="40" w:line="276" w:lineRule="auto"/>
+              <w:jc w:val="center"/>
+            </w:pPr>
+            <w:r/>
+            <w:r>
+              <w:rPr>
+                <w:rFonts w:ascii="宋体" w:hAnsi="宋体" w:eastAsia="宋体"/>
+                <w:b w:val="0"/>
+                <w:sz w:val="19"/>
+              </w:rPr>
+              <w:t>罗嘉昊</w:t>
+            </w:r>
+          </w:p>
+        </w:tc>
+        <w:tc>
+          <w:tcPr>
+            <w:tcW w:type="dxa" w:w="2551"/>
+          </w:tcPr>
+          <w:p>
+            <w:pPr>
+              <w:spacing w:before="40" w:after="40" w:line="276" w:lineRule="auto"/>
+            </w:pPr>
+            <w:r/>
+            <w:r>
+              <w:rPr>
+                <w:rFonts w:ascii="宋体" w:hAnsi="宋体" w:eastAsia="宋体"/>
+                <w:b w:val="0"/>
+                <w:sz w:val="19"/>
+              </w:rPr>
+              <w:t>报告按 GB 8567 大纲成文，含八步骤与五维结论</w:t>
+            </w:r>
+          </w:p>
+        </w:tc>
+        <w:tc>
+          <w:tcPr>
+            <w:tcW w:type="dxa" w:w="1361"/>
+          </w:tcPr>
+          <w:p>
+            <w:pPr>
+              <w:spacing w:before="40" w:after="40" w:line="276" w:lineRule="auto"/>
+            </w:pPr>
+            <w:r/>
+            <w:r>
+              <w:rPr>
+                <w:rFonts w:ascii="宋体" w:hAnsi="宋体" w:eastAsia="宋体"/>
+                <w:b w:val="0"/>
+                <w:sz w:val="19"/>
+              </w:rPr>
+              <w:t>10/21 前</w:t>
             </w:r>
           </w:p>
         </w:tc>
@@ -474,44 +1636,98 @@
       <w:tr>
         <w:tc>
           <w:tcPr>
-            <w:tcW w:type="dxa" w:w="2041"/>
+            <w:tcW w:type="dxa" w:w="737"/>
           </w:tcPr>
           <w:p>
             <w:pPr>
-              <w:spacing w:before="40" w:after="40" w:line="288" w:lineRule="auto"/>
+              <w:spacing w:before="40" w:after="40" w:line="276" w:lineRule="auto"/>
               <w:jc w:val="center"/>
             </w:pPr>
             <w:r/>
             <w:r>
               <w:rPr>
                 <w:rFonts w:ascii="宋体" w:hAnsi="宋体" w:eastAsia="宋体"/>
-                <w:b/>
-                <w:sz w:val="21"/>
+                <w:b w:val="0"/>
+                <w:sz w:val="19"/>
               </w:rPr>
-              <w:t>待办事项</w:t>
+              <w:t>G2-2</w:t>
             </w:r>
           </w:p>
         </w:tc>
         <w:tc>
           <w:tcPr>
-            <w:tcW w:type="dxa" w:w="6803"/>
+            <w:tcW w:type="dxa" w:w="3345"/>
           </w:tcPr>
           <w:p>
             <w:pPr>
-              <w:spacing w:before="40" w:after="40" w:line="288" w:lineRule="auto"/>
+              <w:spacing w:before="40" w:after="40" w:line="276" w:lineRule="auto"/>
             </w:pPr>
             <w:r/>
             <w:r>
               <w:rPr>
                 <w:rFonts w:ascii="宋体" w:hAnsi="宋体" w:eastAsia="宋体"/>
                 <w:b w:val="0"/>
-                <w:sz w:val="21"/>
+                <w:sz w:val="19"/>
               </w:rPr>
-              <w:t>1. 罗嘉昊：计划书 V3.0 修订并提交（第 4 教学周内）</w:t>
-              <w:br/>
-              <w:t>2. 李雨鑫：竞品分析与调研数据整理（第 5 教学周前）</w:t>
-              <w:br/>
-              <w:t>3. 双方：可行性分析报告分工撰写（10/21 前）</w:t>
+              <w:t>完成竞品分析与调研数据整理，供报告第 5 章使用</w:t>
+            </w:r>
+          </w:p>
+        </w:tc>
+        <w:tc>
+          <w:tcPr>
+            <w:tcW w:type="dxa" w:w="850"/>
+          </w:tcPr>
+          <w:p>
+            <w:pPr>
+              <w:spacing w:before="40" w:after="40" w:line="276" w:lineRule="auto"/>
+              <w:jc w:val="center"/>
+            </w:pPr>
+            <w:r/>
+            <w:r>
+              <w:rPr>
+                <w:rFonts w:ascii="宋体" w:hAnsi="宋体" w:eastAsia="宋体"/>
+                <w:b w:val="0"/>
+                <w:sz w:val="19"/>
+              </w:rPr>
+              <w:t>李雨鑫</w:t>
+            </w:r>
+          </w:p>
+        </w:tc>
+        <w:tc>
+          <w:tcPr>
+            <w:tcW w:type="dxa" w:w="2551"/>
+          </w:tcPr>
+          <w:p>
+            <w:pPr>
+              <w:spacing w:before="40" w:after="40" w:line="276" w:lineRule="auto"/>
+            </w:pPr>
+            <w:r/>
+            <w:r>
+              <w:rPr>
+                <w:rFonts w:ascii="宋体" w:hAnsi="宋体" w:eastAsia="宋体"/>
+                <w:b w:val="0"/>
+                <w:sz w:val="19"/>
+              </w:rPr>
+              <w:t>竞品对比表、调研数据小结交付</w:t>
+            </w:r>
+          </w:p>
+        </w:tc>
+        <w:tc>
+          <w:tcPr>
+            <w:tcW w:type="dxa" w:w="1361"/>
+          </w:tcPr>
+          <w:p>
+            <w:pPr>
+              <w:spacing w:before="40" w:after="40" w:line="276" w:lineRule="auto"/>
+            </w:pPr>
+            <w:r/>
+            <w:r>
+              <w:rPr>
+                <w:rFonts w:ascii="宋体" w:hAnsi="宋体" w:eastAsia="宋体"/>
+                <w:b w:val="0"/>
+                <w:sz w:val="19"/>
+              </w:rPr>
+              <w:t>10/19 前</w:t>
             </w:r>
           </w:p>
         </w:tc>
@@ -519,134 +1735,153 @@
       <w:tr>
         <w:tc>
           <w:tcPr>
-            <w:tcW w:type="dxa" w:w="2041"/>
+            <w:tcW w:type="dxa" w:w="737"/>
           </w:tcPr>
           <w:p>
             <w:pPr>
-              <w:spacing w:before="40" w:after="40" w:line="288" w:lineRule="auto"/>
+              <w:spacing w:before="40" w:after="40" w:line="276" w:lineRule="auto"/>
               <w:jc w:val="center"/>
             </w:pPr>
             <w:r/>
             <w:r>
               <w:rPr>
                 <w:rFonts w:ascii="宋体" w:hAnsi="宋体" w:eastAsia="宋体"/>
-                <w:b/>
-                <w:sz w:val="21"/>
+                <w:b w:val="0"/>
+                <w:sz w:val="19"/>
               </w:rPr>
-              <w:t>上次待办完成情况</w:t>
+              <w:t>G2-3</w:t>
             </w:r>
           </w:p>
         </w:tc>
         <w:tc>
           <w:tcPr>
-            <w:tcW w:type="dxa" w:w="6803"/>
+            <w:tcW w:type="dxa" w:w="3345"/>
           </w:tcPr>
           <w:p>
             <w:pPr>
-              <w:spacing w:before="40" w:after="40" w:line="288" w:lineRule="auto"/>
+              <w:spacing w:before="40" w:after="40" w:line="276" w:lineRule="auto"/>
             </w:pPr>
             <w:r/>
             <w:r>
               <w:rPr>
                 <w:rFonts w:ascii="宋体" w:hAnsi="宋体" w:eastAsia="宋体"/>
                 <w:b w:val="0"/>
-                <w:sz w:val="21"/>
+                <w:sz w:val="19"/>
               </w:rPr>
-              <w:t>计划书与甘特图已按时提交并通过评审；调研数据已交付使用。</w:t>
+              <w:t>启动需求分析，完成用例图与数据流图初稿</w:t>
             </w:r>
           </w:p>
         </w:tc>
-      </w:tr>
-      <w:tr>
         <w:tc>
           <w:tcPr>
-            <w:tcW w:type="dxa" w:w="2041"/>
+            <w:tcW w:type="dxa" w:w="850"/>
           </w:tcPr>
           <w:p>
             <w:pPr>
-              <w:spacing w:before="40" w:after="40" w:line="288" w:lineRule="auto"/>
+              <w:spacing w:before="40" w:after="40" w:line="276" w:lineRule="auto"/>
               <w:jc w:val="center"/>
             </w:pPr>
             <w:r/>
             <w:r>
               <w:rPr>
                 <w:rFonts w:ascii="宋体" w:hAnsi="宋体" w:eastAsia="宋体"/>
-                <w:b/>
-                <w:sz w:val="21"/>
+                <w:b w:val="0"/>
+                <w:sz w:val="19"/>
               </w:rPr>
-              <w:t>下次会议</w:t>
+              <w:t>双方</w:t>
             </w:r>
           </w:p>
         </w:tc>
         <w:tc>
           <w:tcPr>
-            <w:tcW w:type="dxa" w:w="6803"/>
+            <w:tcW w:type="dxa" w:w="2551"/>
           </w:tcPr>
           <w:p>
             <w:pPr>
-              <w:spacing w:before="40" w:after="40" w:line="288" w:lineRule="auto"/>
+              <w:spacing w:before="40" w:after="40" w:line="276" w:lineRule="auto"/>
             </w:pPr>
             <w:r/>
             <w:r>
               <w:rPr>
                 <w:rFonts w:ascii="宋体" w:hAnsi="宋体" w:eastAsia="宋体"/>
                 <w:b w:val="0"/>
-                <w:sz w:val="21"/>
+                <w:sz w:val="19"/>
               </w:rPr>
-              <w:t>第 5 教学周 周三 20:00，议题：可行性分析结论与需求分析启动</w:t>
-            </w:r>
-          </w:p>
-        </w:tc>
-      </w:tr>
-      <w:tr>
-        <w:tc>
-          <w:tcPr>
-            <w:tcW w:type="dxa" w:w="2041"/>
-          </w:tcPr>
-          <w:p>
-            <w:pPr>
-              <w:spacing w:before="40" w:after="40" w:line="288" w:lineRule="auto"/>
-              <w:jc w:val="center"/>
-            </w:pPr>
-            <w:r/>
-            <w:r>
-              <w:rPr>
-                <w:rFonts w:ascii="宋体" w:hAnsi="宋体" w:eastAsia="宋体"/>
-                <w:b/>
-                <w:sz w:val="21"/>
-              </w:rPr>
-              <w:t>签字确认</w:t>
+              <w:t>用例图、数据流图初稿完成</w:t>
             </w:r>
           </w:p>
         </w:tc>
         <w:tc>
           <w:tcPr>
-            <w:tcW w:type="dxa" w:w="6803"/>
+            <w:tcW w:type="dxa" w:w="1361"/>
           </w:tcPr>
           <w:p>
             <w:pPr>
-              <w:spacing w:before="40" w:after="40" w:line="288" w:lineRule="auto"/>
+              <w:spacing w:before="40" w:after="40" w:line="276" w:lineRule="auto"/>
             </w:pPr>
             <w:r/>
             <w:r>
               <w:rPr>
                 <w:rFonts w:ascii="宋体" w:hAnsi="宋体" w:eastAsia="宋体"/>
                 <w:b w:val="0"/>
-                <w:sz w:val="21"/>
+                <w:sz w:val="19"/>
               </w:rPr>
-              <w:t>记录人：____________　　组长审核：____________　　日期：____________</w:t>
+              <w:t>10/28 前</w:t>
             </w:r>
           </w:p>
         </w:tc>
       </w:tr>
     </w:tbl>
-    <w:p/>
     <w:p>
+      <w:pPr>
+        <w:spacing w:before="60" w:after="180"/>
+        <w:jc w:val="center"/>
+      </w:pPr>
       <w:r>
         <w:rPr>
           <w:rFonts w:ascii="宋体" w:hAnsi="宋体" w:eastAsia="宋体"/>
           <w:b w:val="0"/>
-          <w:color w:val="64748B"/>
+          <w:color w:val="505050"/>
+          <w:sz w:val="18"/>
+        </w:rPr>
+        <w:t>表 5  下次会议目标（下次例会逐项检查）</w:t>
+      </w:r>
+    </w:p>
+    <w:p>
+      <w:pPr>
+        <w:spacing w:after="120"/>
+      </w:pPr>
+      <w:r>
+        <w:rPr>
+          <w:rFonts w:ascii="宋体" w:hAnsi="宋体" w:eastAsia="宋体"/>
+          <w:b w:val="0"/>
+          <w:sz w:val="21"/>
+        </w:rPr>
+        <w:t>下次会议：第 5 教学周 周三 20:00，议题：上次目标检查与需求分析启动</w:t>
+      </w:r>
+    </w:p>
+    <w:p>
+      <w:pPr>
+        <w:spacing w:after="200"/>
+      </w:pPr>
+      <w:r>
+        <w:rPr>
+          <w:rFonts w:ascii="宋体" w:hAnsi="宋体" w:eastAsia="宋体"/>
+          <w:b w:val="0"/>
+          <w:sz w:val="21"/>
+        </w:rPr>
+        <w:t>签字：记录人 ____________　　组长审核 ____________　　日期 ____________</w:t>
+      </w:r>
+    </w:p>
+    <w:p>
+      <w:pPr>
+        <w:spacing w:after="0"/>
+        <w:ind w:firstLine="360"/>
+      </w:pPr>
+      <w:r>
+        <w:rPr>
+          <w:rFonts w:ascii="宋体" w:hAnsi="宋体" w:eastAsia="宋体"/>
+          <w:b w:val="0"/>
           <w:sz w:val="18"/>
         </w:rPr>
         <w:t>归档说明：本纪要于会后 24 小时内完成，经组长审核后归档至项目 Git 仓库 process/会议纪要/ 目录；一次会议单独一份文件。</w:t>
@@ -655,7 +1890,7 @@
     <w:sectPr>
       <w:headerReference w:type="default" r:id="rId9"/>
       <w:pgSz w:w="11906" w:h="16838"/>
-      <w:pgMar w:top="1361" w:right="1531" w:bottom="1361" w:left="1531" w:header="720" w:footer="720" w:gutter="0"/>
+      <w:pgMar w:top="1247" w:right="1531" w:bottom="1247" w:left="1531" w:header="720" w:footer="720" w:gutter="0"/>
       <w:cols w:space="720"/>
       <w:docGrid w:linePitch="360"/>
     </w:sectPr>
@@ -1110,7 +2345,7 @@
     <w:pPr>
       <w:keepNext/>
       <w:keepLines/>
-      <w:spacing w:before="280" w:after="120"/>
+      <w:spacing w:before="320" w:after="120"/>
       <w:outlineLvl w:val="0"/>
     </w:pPr>
     <w:rPr>
@@ -1118,7 +2353,7 @@
       <w:b/>
       <w:bCs/>
       <w:color w:val="000000"/>
-      <w:sz w:val="30"/>
+      <w:sz w:val="28"/>
       <w:szCs w:val="28"/>
     </w:rPr>
   </w:style>
@@ -1134,7 +2369,7 @@
     <w:pPr>
       <w:keepNext/>
       <w:keepLines/>
-      <w:spacing w:before="240" w:after="120"/>
+      <w:spacing w:before="200" w:after="120"/>
       <w:outlineLvl w:val="1"/>
     </w:pPr>
     <w:rPr>
@@ -1142,7 +2377,7 @@
       <w:b/>
       <w:bCs/>
       <w:color w:val="000000"/>
-      <w:sz w:val="26"/>
+      <w:sz w:val="24"/>
       <w:szCs w:val="26"/>
     </w:rPr>
   </w:style>

--- a/process/会议纪要/SE2026-G22-会议纪要-第02次-20261014.docx
+++ b/process/会议纪要/SE2026-G22-会议纪要-第02次-20261014.docx
@@ -1903,9 +1903,43 @@
   <w:p>
     <w:pPr>
       <w:pStyle w:val="Header"/>
-      <w:jc w:val="center"/>
+      <w:jc w:val="left"/>
     </w:pPr>
     <w:r/>
+    <w:r>
+      <w:drawing>
+        <wp:inline xmlns:a="http://schemas.openxmlformats.org/drawingml/2006/main" xmlns:pic="http://schemas.openxmlformats.org/drawingml/2006/picture">
+          <wp:extent cx="187200" cy="187200"/>
+          <wp:docPr id="1" name="Picture 1"/>
+          <wp:cNvGraphicFramePr>
+            <a:graphicFrameLocks noChangeAspect="1"/>
+          </wp:cNvGraphicFramePr>
+          <a:graphic>
+            <a:graphicData uri="http://schemas.openxmlformats.org/drawingml/2006/picture">
+              <pic:pic>
+                <pic:nvPicPr>
+                  <pic:cNvPr id="0" name="logo.png"/>
+                  <pic:cNvPicPr/>
+                </pic:nvPicPr>
+                <pic:blipFill>
+                  <a:blip r:embed="rId1"/>
+                  <a:stretch>
+                    <a:fillRect/>
+                  </a:stretch>
+                </pic:blipFill>
+                <pic:spPr>
+                  <a:xfrm>
+                    <a:off x="0" y="0"/>
+                    <a:ext cx="187200" cy="187200"/>
+                  </a:xfrm>
+                  <a:prstGeom prst="rect"/>
+                </pic:spPr>
+              </pic:pic>
+            </a:graphicData>
+          </a:graphic>
+        </wp:inline>
+      </w:drawing>
+    </w:r>
     <w:r>
       <w:rPr>
         <w:rFonts w:ascii="宋体" w:hAnsi="宋体" w:eastAsia="宋体"/>
@@ -1913,7 +1947,7 @@
         <w:color w:val="64748B"/>
         <w:sz w:val="18"/>
       </w:rPr>
-      <w:t>校园互助平台（快递代取与二手教材交易）　项目例会纪要</w:t>
+      <w:t xml:space="preserve">　校园互助平台（快递代取与二手教材交易）　项目例会纪要</w:t>
     </w:r>
   </w:p>
 </w:hdr>

--- a/process/会议纪要/SE2026-G22-会议纪要-第02次-20261014.docx
+++ b/process/会议纪要/SE2026-G22-会议纪要-第02次-20261014.docx
@@ -642,7 +642,7 @@
                 <w:b w:val="0"/>
                 <w:sz w:val="18"/>
               </w:rPr>
-              <w:t>计划书已升至 V3.2，含三级 WBS、任务级工期与资源负载，10/14 通过评审</w:t>
+              <w:t>计划书已升至 V1.4，含三级 WBS、任务级工期与资源负载，10/14 通过评审</w:t>
             </w:r>
           </w:p>
         </w:tc>
@@ -1304,7 +1304,7 @@
                 <w:b w:val="0"/>
                 <w:sz w:val="19"/>
               </w:rPr>
-              <w:t>计划书修订版升版至 V3.0，补齐任务级工期、甘特图与资源负载分析</w:t>
+              <w:t>计划书修订版升版至 V1.2，补齐任务级工期、甘特图与资源负载分析</w:t>
             </w:r>
           </w:p>
         </w:tc>
